--- a/vignettes/TADACybertown2025_word.docx
+++ b/vignettes/TADACybertown2025_word.docx
@@ -6723,7 +6723,7 @@
         <w:rPr>
           <w:rStyle w:val="VerbatimChar"/>
         </w:rPr>
-        <w:t xml:space="preserve">## Time difference of 27.55943 secs</w:t>
+        <w:t xml:space="preserve">## Time difference of 35.33313 secs</w:t>
       </w:r>
     </w:p>
     <w:p>
